--- a/docs/Lab/Lab01/Exercise 1_Network Analysis_Instructor.docx
+++ b/docs/Lab/Lab01/Exercise 1_Network Analysis_Instructor.docx
@@ -1156,7 +1156,7 @@
       <w:pPr>
         <w:ind w:left="720"/>
         <w:rPr>
-          <w:rFonts w:ascii="Verdana" w:hAnsi="Verdana" w:hint="eastAsia"/>
+          <w:rFonts w:ascii="Verdana" w:hAnsi="Verdana"/>
         </w:rPr>
       </w:pPr>
       <w:r>
@@ -1239,7 +1239,7 @@
       <w:pPr>
         <w:ind w:left="720"/>
         <w:rPr>
-          <w:rFonts w:ascii="Verdana" w:hAnsi="Verdana" w:hint="eastAsia"/>
+          <w:rFonts w:ascii="Verdana" w:hAnsi="Verdana"/>
         </w:rPr>
       </w:pPr>
       <w:r>
@@ -1394,7 +1394,7 @@
       <w:pPr>
         <w:ind w:left="720"/>
         <w:rPr>
-          <w:rFonts w:ascii="Verdana" w:hAnsi="Verdana" w:hint="eastAsia"/>
+          <w:rFonts w:ascii="Verdana" w:hAnsi="Verdana"/>
         </w:rPr>
       </w:pPr>
     </w:p>
@@ -1496,7 +1496,7 @@
       <w:pPr>
         <w:ind w:left="720"/>
         <w:rPr>
-          <w:rFonts w:ascii="Verdana" w:hAnsi="Verdana" w:hint="eastAsia"/>
+          <w:rFonts w:ascii="Verdana" w:hAnsi="Verdana"/>
         </w:rPr>
       </w:pPr>
       <w:r>
@@ -2418,7 +2418,7 @@
       <w:pPr>
         <w:ind w:left="720"/>
         <w:rPr>
-          <w:rFonts w:ascii="Verdana" w:hAnsi="Verdana" w:hint="eastAsia"/>
+          <w:rFonts w:ascii="Verdana" w:hAnsi="Verdana"/>
         </w:rPr>
       </w:pPr>
       <w:r>
@@ -2589,7 +2589,7 @@
         <w:ind w:left="720"/>
         <w:jc w:val="center"/>
         <w:rPr>
-          <w:rFonts w:ascii="Verdana" w:hAnsi="Verdana" w:hint="eastAsia"/>
+          <w:rFonts w:ascii="Verdana" w:hAnsi="Verdana"/>
         </w:rPr>
       </w:pPr>
       <w:r>
@@ -3025,7 +3025,7 @@
       <w:pPr>
         <w:ind w:left="720"/>
         <w:rPr>
-          <w:rFonts w:ascii="Verdana" w:hAnsi="Verdana" w:hint="eastAsia"/>
+          <w:rFonts w:ascii="Verdana" w:hAnsi="Verdana"/>
         </w:rPr>
       </w:pPr>
       <w:r>
@@ -3465,7 +3465,7 @@
       <w:pPr>
         <w:ind w:left="720"/>
         <w:rPr>
-          <w:rFonts w:ascii="Verdana" w:hAnsi="Verdana" w:hint="eastAsia"/>
+          <w:rFonts w:ascii="Verdana" w:hAnsi="Verdana"/>
         </w:rPr>
       </w:pPr>
       <w:r>
@@ -3733,7 +3733,7 @@
       <w:pPr>
         <w:ind w:left="720"/>
         <w:rPr>
-          <w:rFonts w:ascii="Verdana" w:hAnsi="Verdana" w:hint="eastAsia"/>
+          <w:rFonts w:ascii="Verdana" w:hAnsi="Verdana"/>
         </w:rPr>
       </w:pPr>
       <w:r>
@@ -4286,7 +4286,7 @@
       <w:pPr>
         <w:ind w:left="720"/>
         <w:rPr>
-          <w:rFonts w:ascii="Verdana" w:hAnsi="Verdana" w:hint="eastAsia"/>
+          <w:rFonts w:ascii="Verdana" w:hAnsi="Verdana"/>
         </w:rPr>
       </w:pPr>
       <w:r>
@@ -4711,7 +4711,7 @@
       <w:pPr>
         <w:ind w:left="720"/>
         <w:rPr>
-          <w:rFonts w:ascii="Verdana" w:hAnsi="Verdana" w:hint="eastAsia"/>
+          <w:rFonts w:ascii="Verdana" w:hAnsi="Verdana"/>
         </w:rPr>
       </w:pPr>
       <w:r>
@@ -4802,7 +4802,7 @@
       <w:pPr>
         <w:ind w:left="720"/>
         <w:rPr>
-          <w:rFonts w:ascii="Verdana" w:hAnsi="Verdana" w:hint="eastAsia"/>
+          <w:rFonts w:ascii="Verdana" w:hAnsi="Verdana"/>
         </w:rPr>
       </w:pPr>
     </w:p>
@@ -5093,7 +5093,7 @@
         <w:ind w:left="720"/>
         <w:jc w:val="center"/>
         <w:rPr>
-          <w:rFonts w:ascii="Verdana" w:hAnsi="Verdana" w:hint="eastAsia"/>
+          <w:rFonts w:ascii="Verdana" w:hAnsi="Verdana"/>
         </w:rPr>
       </w:pPr>
       <w:r>
@@ -5532,7 +5532,21 @@
         <w:rPr>
           <w:rFonts w:ascii="Verdana" w:hAnsi="Verdana"/>
         </w:rPr>
-        <w:t xml:space="preserve">all layers, except Harlem_Loft and </w:t>
+        <w:t xml:space="preserve">all layers, except </w:t>
+      </w:r>
+      <w:proofErr w:type="spellStart"/>
+      <w:r>
+        <w:rPr>
+          <w:rFonts w:ascii="Verdana" w:hAnsi="Verdana"/>
+        </w:rPr>
+        <w:t>Harlem_Loft</w:t>
+      </w:r>
+      <w:proofErr w:type="spellEnd"/>
+      <w:r>
+        <w:rPr>
+          <w:rFonts w:ascii="Verdana" w:hAnsi="Verdana"/>
+        </w:rPr>
+        <w:t xml:space="preserve"> and </w:t>
       </w:r>
       <w:proofErr w:type="spellStart"/>
       <w:r>
@@ -6328,7 +6342,7 @@
       <w:pPr>
         <w:jc w:val="center"/>
         <w:rPr>
-          <w:rFonts w:ascii="Verdana" w:eastAsia="SimSun" w:hAnsi="Verdana" w:hint="eastAsia"/>
+          <w:rFonts w:ascii="Verdana" w:eastAsia="SimSun" w:hAnsi="Verdana"/>
           <w:bCs/>
           <w:color w:val="EE0000"/>
           <w:lang w:eastAsia="zh-CN"/>
@@ -6614,7 +6628,7 @@
     <w:p>
       <w:pPr>
         <w:rPr>
-          <w:rFonts w:ascii="Verdana" w:eastAsia="SimSun" w:hAnsi="Verdana" w:hint="eastAsia"/>
+          <w:rFonts w:ascii="Verdana" w:eastAsia="SimSun" w:hAnsi="Verdana"/>
           <w:bCs/>
           <w:color w:val="EE0000"/>
           <w:lang w:eastAsia="zh-CN"/>
@@ -6670,7 +6684,7 @@
     <w:p>
       <w:pPr>
         <w:rPr>
-          <w:rFonts w:ascii="Verdana" w:eastAsia="SimSun" w:hAnsi="Verdana" w:hint="eastAsia"/>
+          <w:rFonts w:ascii="Verdana" w:eastAsia="SimSun" w:hAnsi="Verdana"/>
           <w:bCs/>
           <w:color w:val="EE0000"/>
           <w:lang w:eastAsia="zh-CN"/>
@@ -6726,7 +6740,7 @@
     <w:p>
       <w:pPr>
         <w:rPr>
-          <w:rFonts w:ascii="Verdana" w:eastAsia="SimSun" w:hAnsi="Verdana" w:hint="eastAsia"/>
+          <w:rFonts w:ascii="Verdana" w:eastAsia="SimSun" w:hAnsi="Verdana"/>
           <w:bCs/>
           <w:color w:val="EE0000"/>
           <w:lang w:eastAsia="zh-CN"/>
@@ -6873,7 +6887,7 @@
         <w:ind w:left="720"/>
         <w:jc w:val="center"/>
         <w:rPr>
-          <w:rFonts w:ascii="Verdana" w:hAnsi="Verdana" w:hint="eastAsia"/>
+          <w:rFonts w:ascii="Verdana" w:hAnsi="Verdana"/>
         </w:rPr>
       </w:pPr>
       <w:r>
@@ -6939,7 +6953,7 @@
       <w:pPr>
         <w:ind w:left="720"/>
         <w:rPr>
-          <w:rFonts w:ascii="Verdana" w:hAnsi="Verdana" w:hint="eastAsia"/>
+          <w:rFonts w:ascii="Verdana" w:hAnsi="Verdana"/>
         </w:rPr>
       </w:pPr>
     </w:p>
@@ -7277,7 +7291,7 @@
     <w:p>
       <w:pPr>
         <w:rPr>
-          <w:rFonts w:ascii="Verdana" w:eastAsia="SimSun" w:hAnsi="Verdana" w:hint="eastAsia"/>
+          <w:rFonts w:ascii="Verdana" w:eastAsia="SimSun" w:hAnsi="Verdana"/>
           <w:bCs/>
           <w:color w:val="EE0000"/>
           <w:lang w:eastAsia="zh-CN"/>
@@ -7390,7 +7404,7 @@
     <w:p>
       <w:pPr>
         <w:rPr>
-          <w:rFonts w:ascii="Verdana" w:eastAsia="SimSun" w:hAnsi="Verdana" w:hint="eastAsia"/>
+          <w:rFonts w:ascii="Verdana" w:eastAsia="SimSun" w:hAnsi="Verdana"/>
           <w:bCs/>
           <w:color w:val="EE0000"/>
           <w:lang w:eastAsia="zh-CN"/>
@@ -7452,7 +7466,7 @@
     <w:p>
       <w:pPr>
         <w:rPr>
-          <w:rFonts w:ascii="Verdana" w:eastAsia="SimSun" w:hAnsi="Verdana" w:hint="eastAsia"/>
+          <w:rFonts w:ascii="Verdana" w:eastAsia="SimSun" w:hAnsi="Verdana"/>
           <w:bCs/>
           <w:color w:val="EE0000"/>
           <w:lang w:eastAsia="zh-CN"/>
@@ -7566,7 +7580,7 @@
         <w:ind w:left="720"/>
         <w:jc w:val="center"/>
         <w:rPr>
-          <w:rFonts w:ascii="Verdana" w:hAnsi="Verdana" w:hint="eastAsia"/>
+          <w:rFonts w:ascii="Verdana" w:hAnsi="Verdana"/>
         </w:rPr>
       </w:pPr>
       <w:r>
@@ -8004,7 +8018,7 @@
         <w:ind w:left="360"/>
         <w:jc w:val="center"/>
         <w:rPr>
-          <w:rFonts w:ascii="Verdana" w:hAnsi="Verdana" w:hint="eastAsia"/>
+          <w:rFonts w:ascii="Verdana" w:hAnsi="Verdana"/>
         </w:rPr>
       </w:pPr>
       <w:r>
@@ -8143,7 +8157,7 @@
     <w:p>
       <w:pPr>
         <w:rPr>
-          <w:rFonts w:ascii="Verdana" w:eastAsia="SimSun" w:hAnsi="Verdana" w:hint="eastAsia"/>
+          <w:rFonts w:ascii="Verdana" w:eastAsia="SimSun" w:hAnsi="Verdana"/>
           <w:bCs/>
           <w:color w:val="EE0000"/>
           <w:lang w:eastAsia="zh-CN"/>
@@ -8388,7 +8402,7 @@
     <w:p>
       <w:pPr>
         <w:rPr>
-          <w:rFonts w:ascii="Verdana" w:eastAsia="SimSun" w:hAnsi="Verdana" w:hint="eastAsia"/>
+          <w:rFonts w:ascii="Verdana" w:eastAsia="SimSun" w:hAnsi="Verdana"/>
           <w:color w:val="EE0000"/>
           <w:lang w:eastAsia="zh-CN"/>
         </w:rPr>
@@ -13286,6 +13300,7 @@
   <w:style w:type="character" w:default="1" w:styleId="DefaultParagraphFont">
     <w:name w:val="Default Paragraph Font"/>
     <w:uiPriority w:val="1"/>
+    <w:semiHidden/>
     <w:unhideWhenUsed/>
   </w:style>
   <w:style w:type="table" w:default="1" w:styleId="TableNormal">
